--- a/water-erp/apps/api/模板文件/竞价采购文件模板.docx
+++ b/water-erp/apps/api/模板文件/竞价采购文件模板.docx
@@ -438,7 +438,7 @@
           <w:szCs w:val="34"/>
           <w:lang w:eastAsia="zh-CN"/>
         </w:rPr>
-        <w:t>人：四川水发勘测设计研究有限公司</w:t>
+        <w:t>人：{{采购人名称}}</w:t>
       </w:r>
     </w:p>
     <w:p>
@@ -2973,7 +2973,7 @@
           <w:szCs w:val="24"/>
           <w:lang w:val="zh-CN" w:eastAsia="zh-CN"/>
         </w:rPr>
-        <w:t>四川水发勘测设计研究有限公司拟对下述项目采用竞价方式进行采购，兹邀请符合本次采购要求的供应商参加。</w:t>
+        <w:t>{{采购人名称}}拟对下述项目采用竞价方式进行采购，兹邀请符合本次采购要求的供应商参加。</w:t>
       </w:r>
     </w:p>
     <w:p>
@@ -4356,7 +4356,7 @@
           <w:szCs w:val="24"/>
           <w:lang w:val="zh-CN" w:eastAsia="zh-CN"/>
         </w:rPr>
-        <w:t>点：四川省成都市天府新区红莲街三段</w:t>
+        <w:t>点：{{监督地址}}</w:t>
       </w:r>
       <w:r>
         <w:rPr>
@@ -4367,7 +4367,7 @@
           <w:szCs w:val="24"/>
           <w:lang w:val="zh-CN" w:eastAsia="zh-CN"/>
         </w:rPr>
-        <w:t>383</w:t>
+        <w:t/>
       </w:r>
       <w:r>
         <w:rPr>
@@ -4378,7 +4378,7 @@
           <w:szCs w:val="24"/>
           <w:lang w:val="zh-CN" w:eastAsia="zh-CN"/>
         </w:rPr>
-        <w:t>号</w:t>
+        <w:t/>
       </w:r>
       <w:r>
         <w:rPr>
@@ -4811,7 +4811,7 @@
           <w:szCs w:val="24"/>
           <w:lang w:val="zh-CN" w:eastAsia="zh-CN"/>
         </w:rPr>
-        <w:t>点：四川省成都市天府新区红莲街三段</w:t>
+        <w:t>点：{{监督地址}}</w:t>
       </w:r>
       <w:r>
         <w:rPr>
@@ -4822,7 +4822,7 @@
           <w:szCs w:val="24"/>
           <w:lang w:val="zh-CN" w:eastAsia="zh-CN"/>
         </w:rPr>
-        <w:t>383</w:t>
+        <w:t/>
       </w:r>
       <w:r>
         <w:rPr>
@@ -4833,7 +4833,7 @@
           <w:szCs w:val="24"/>
           <w:lang w:val="zh-CN" w:eastAsia="zh-CN"/>
         </w:rPr>
-        <w:t>号</w:t>
+        <w:t/>
       </w:r>
       <w:r>
         <w:rPr>
@@ -4943,7 +4943,7 @@
           <w:szCs w:val="24"/>
           <w:lang w:val="zh-CN" w:eastAsia="zh-CN"/>
         </w:rPr>
-        <w:t>四川水发勘测设计研究有限公司官网</w:t>
+        <w:t>{{采购人名称}}官网</w:t>
       </w:r>
       <w:r>
         <w:rPr>
@@ -5048,7 +5048,7 @@
           <w:szCs w:val="24"/>
           <w:lang w:val="zh-CN" w:eastAsia="zh-CN"/>
         </w:rPr>
-        <w:t>监督部门：四川水发勘测设计研究有限公司纪检监察部</w:t>
+        <w:t>监督部门：{{监督部门}}</w:t>
       </w:r>
       <w:r>
         <w:rPr>
@@ -5113,7 +5113,7 @@
           <w:szCs w:val="24"/>
           <w:lang w:val="zh-CN" w:eastAsia="zh-CN"/>
         </w:rPr>
-        <w:t>址：四川省成都市天府新区红莲街三段</w:t>
+        <w:t>址：{{监督地址}}</w:t>
       </w:r>
       <w:r>
         <w:rPr>
@@ -5124,7 +5124,7 @@
           <w:szCs w:val="24"/>
           <w:lang w:val="zh-CN" w:eastAsia="zh-CN"/>
         </w:rPr>
-        <w:t>383</w:t>
+        <w:t/>
       </w:r>
       <w:r>
         <w:rPr>
@@ -5135,7 +5135,7 @@
           <w:szCs w:val="24"/>
           <w:lang w:val="zh-CN" w:eastAsia="zh-CN"/>
         </w:rPr>
-        <w:t>号</w:t>
+        <w:t/>
       </w:r>
     </w:p>
     <w:p>
@@ -5211,7 +5211,7 @@
           <w:szCs w:val="24"/>
           <w:lang w:val="zh-CN" w:eastAsia="zh-CN"/>
         </w:rPr>
-        <w:t>人：王先生、徐先生</w:t>
+        <w:t>人：{{监督人}}</w:t>
       </w:r>
       <w:r>
         <w:rPr>
@@ -5287,7 +5287,7 @@
           <w:szCs w:val="24"/>
           <w:lang w:val="zh-CN" w:eastAsia="zh-CN"/>
         </w:rPr>
-        <w:t xml:space="preserve"> 028-81753276 </w:t>
+        <w:t xml:space="preserve"> {{监督电话}} </w:t>
       </w:r>
     </w:p>
     <w:p>
@@ -5405,7 +5405,7 @@
           <w:szCs w:val="24"/>
           <w:lang w:val="zh-CN" w:eastAsia="zh-CN"/>
         </w:rPr>
-        <w:t>人：四川水发勘测设计研究有限公司</w:t>
+        <w:t>人：{{采购人名称}}</w:t>
       </w:r>
       <w:r>
         <w:rPr>
@@ -5470,7 +5470,7 @@
           <w:szCs w:val="24"/>
           <w:lang w:val="zh-CN" w:eastAsia="zh-CN"/>
         </w:rPr>
-        <w:t>址：四川省成都市天府新区红莲街三段</w:t>
+        <w:t>址：{{监督地址}}</w:t>
       </w:r>
       <w:r>
         <w:rPr>
@@ -5481,7 +5481,7 @@
           <w:szCs w:val="24"/>
           <w:lang w:val="zh-CN" w:eastAsia="zh-CN"/>
         </w:rPr>
-        <w:t>383</w:t>
+        <w:t/>
       </w:r>
       <w:r>
         <w:rPr>
@@ -5492,7 +5492,7 @@
           <w:szCs w:val="24"/>
           <w:lang w:val="zh-CN" w:eastAsia="zh-CN"/>
         </w:rPr>
-        <w:t>号</w:t>
+        <w:t/>
       </w:r>
     </w:p>
     <w:p>
@@ -8367,7 +8367,7 @@
                 <w:u w:val="single"/>
                 <w:lang w:eastAsia="zh-CN"/>
               </w:rPr>
-              <w:t>四川水发勘测设计研究有限公司</w:t>
+              <w:t>{{采购人名称}}</w:t>
             </w:r>
           </w:p>
           <w:p>
@@ -9486,7 +9486,7 @@
                 <w:szCs w:val="24"/>
                 <w:lang w:eastAsia="zh-CN"/>
               </w:rPr>
-              <w:t>联系部门：四川水发勘测设计研究有限公司采购中心</w:t>
+              <w:t>联系部门：{{采购人名称}}采购中心</w:t>
             </w:r>
           </w:p>
           <w:p>
@@ -9944,7 +9944,7 @@
           <w:szCs w:val="24"/>
           <w:lang w:eastAsia="zh-CN"/>
         </w:rPr>
-        <w:t>采购人：本项目采购人为四川水发勘测设计研究有限公司。</w:t>
+        <w:t>采购人：本项目采购人为{{采购人名称}}。</w:t>
       </w:r>
     </w:p>
     <w:p>
@@ -25408,7 +25408,7 @@
           <w:szCs w:val="24"/>
           <w:lang w:eastAsia="zh-CN"/>
         </w:rPr>
-        <w:t>致：四川水发勘测设计研究有限公司</w:t>
+        <w:t>致：{{采购人名称}}</w:t>
       </w:r>
     </w:p>
     <w:p>
@@ -27954,7 +27954,7 @@
           <w:szCs w:val="24"/>
           <w:lang w:eastAsia="zh-CN"/>
         </w:rPr>
-        <w:t>致：四川水发勘测设计研究有限公司</w:t>
+        <w:t>致：{{采购人名称}}</w:t>
       </w:r>
     </w:p>
     <w:p>
@@ -31641,7 +31641,7 @@
           <w:szCs w:val="24"/>
           <w:lang w:eastAsia="zh-CN"/>
         </w:rPr>
-        <w:t>四川水发勘测设计研究有限公司：</w:t>
+        <w:t>{{采购人名称}}：</w:t>
       </w:r>
     </w:p>
     <w:p>

--- a/water-erp/apps/api/模板文件/竞价采购文件模板.docx
+++ b/water-erp/apps/api/模板文件/竞价采购文件模板.docx
@@ -4356,7 +4356,7 @@
           <w:szCs w:val="24"/>
           <w:lang w:val="zh-CN" w:eastAsia="zh-CN"/>
         </w:rPr>
-        <w:t>点：{{监督地址}}</w:t>
+        <w:t>点：{{联系人地址}}</w:t>
       </w:r>
       <w:r>
         <w:rPr>
@@ -4389,7 +4389,7 @@
           <w:szCs w:val="24"/>
           <w:lang w:val="zh-CN" w:eastAsia="zh-CN"/>
         </w:rPr>
-        <w:t xml:space="preserve"> B</w:t>
+        <w:t xml:space="preserve"/>
       </w:r>
       <w:r>
         <w:rPr>
@@ -4400,7 +4400,7 @@
           <w:szCs w:val="24"/>
           <w:lang w:val="zh-CN" w:eastAsia="zh-CN"/>
         </w:rPr>
-        <w:t>栋</w:t>
+        <w:t/>
       </w:r>
       <w:r>
         <w:rPr>
@@ -4411,7 +4411,7 @@
           <w:szCs w:val="24"/>
           <w:lang w:val="zh-CN" w:eastAsia="zh-CN"/>
         </w:rPr>
-        <w:t>3</w:t>
+        <w:t/>
       </w:r>
       <w:r>
         <w:rPr>
@@ -4422,7 +4422,7 @@
           <w:szCs w:val="24"/>
           <w:lang w:val="zh-CN" w:eastAsia="zh-CN"/>
         </w:rPr>
-        <w:t>楼。</w:t>
+        <w:t>。</w:t>
       </w:r>
     </w:p>
     <w:p>
@@ -4811,7 +4811,7 @@
           <w:szCs w:val="24"/>
           <w:lang w:val="zh-CN" w:eastAsia="zh-CN"/>
         </w:rPr>
-        <w:t>点：{{监督地址}}</w:t>
+        <w:t>点：{{开标地点}}</w:t>
       </w:r>
       <w:r>
         <w:rPr>
@@ -4844,7 +4844,7 @@
           <w:szCs w:val="24"/>
           <w:lang w:val="zh-CN" w:eastAsia="zh-CN"/>
         </w:rPr>
-        <w:t xml:space="preserve"> B</w:t>
+        <w:t xml:space="preserve"/>
       </w:r>
       <w:r>
         <w:rPr>
@@ -4855,7 +4855,7 @@
           <w:szCs w:val="24"/>
           <w:lang w:val="zh-CN" w:eastAsia="zh-CN"/>
         </w:rPr>
-        <w:t>栋</w:t>
+        <w:t/>
       </w:r>
       <w:r>
         <w:rPr>
@@ -4866,7 +4866,7 @@
           <w:szCs w:val="24"/>
           <w:lang w:val="zh-CN" w:eastAsia="zh-CN"/>
         </w:rPr>
-        <w:t>3</w:t>
+        <w:t/>
       </w:r>
       <w:r>
         <w:rPr>
@@ -4877,7 +4877,7 @@
           <w:szCs w:val="24"/>
           <w:lang w:val="zh-CN" w:eastAsia="zh-CN"/>
         </w:rPr>
-        <w:t>楼。</w:t>
+        <w:t>。</w:t>
       </w:r>
     </w:p>
     <w:p>
@@ -5470,7 +5470,7 @@
           <w:szCs w:val="24"/>
           <w:lang w:val="zh-CN" w:eastAsia="zh-CN"/>
         </w:rPr>
-        <w:t>址：{{监督地址}}</w:t>
+        <w:t>址：{{联系人地址}}</w:t>
       </w:r>
       <w:r>
         <w:rPr>
@@ -9554,7 +9554,7 @@
                 <w:u w:val="single"/>
                 <w:lang w:eastAsia="zh-CN"/>
               </w:rPr>
-              <w:t>四川省成都市双流区正兴街道红莲街三段</w:t>
+              <w:t>{{联系人地址}}</w:t>
             </w:r>
             <w:r>
               <w:rPr>
@@ -9567,7 +9567,7 @@
                 <w:u w:val="single"/>
                 <w:lang w:eastAsia="zh-CN"/>
               </w:rPr>
-              <w:t>383</w:t>
+              <w:t/>
             </w:r>
             <w:r>
               <w:rPr>
@@ -9580,7 +9580,7 @@
                 <w:u w:val="single"/>
                 <w:lang w:eastAsia="zh-CN"/>
               </w:rPr>
-              <w:t>号四川水发集团</w:t>
+              <w:t/>
             </w:r>
             <w:r>
               <w:rPr>
@@ -9593,7 +9593,7 @@
                 <w:u w:val="single"/>
                 <w:lang w:eastAsia="zh-CN"/>
               </w:rPr>
-              <w:t>B</w:t>
+              <w:t/>
             </w:r>
             <w:r>
               <w:rPr>
@@ -9606,7 +9606,7 @@
                 <w:u w:val="single"/>
                 <w:lang w:eastAsia="zh-CN"/>
               </w:rPr>
-              <w:t>栋</w:t>
+              <w:t/>
             </w:r>
           </w:p>
           <w:p>
